--- a/SKILL-5/2400030128_FSAD_SKILL_05.docx
+++ b/SKILL-5/2400030128_FSAD_SKILL_05.docx
@@ -20,30 +20,28 @@
           <w:szCs w:val="32"/>
           <w:lang w:val="en-US"/>
         </w:rPr>
-        <w:t>SKILL-</w:t>
-      </w:r>
-      <w:proofErr w:type="gramStart"/>
+        <w:t xml:space="preserve">SKILL-5 : </w:t>
+      </w:r>
       <w:r>
         <w:rPr>
           <w:b/>
           <w:bCs/>
           <w:sz w:val="32"/>
           <w:szCs w:val="32"/>
-          <w:lang w:val="en-US"/>
-        </w:rPr>
-        <w:t>5 :</w:t>
-      </w:r>
-      <w:proofErr w:type="gramEnd"/>
+        </w:rPr>
+        <w:t xml:space="preserve">Spring </w:t>
+      </w:r>
+      <w:proofErr w:type="spellStart"/>
       <w:r>
         <w:rPr>
           <w:b/>
           <w:bCs/>
           <w:sz w:val="32"/>
           <w:szCs w:val="32"/>
-          <w:lang w:val="en-US"/>
-        </w:rPr>
-        <w:t xml:space="preserve"> </w:t>
-      </w:r>
+        </w:rPr>
+        <w:t>Autowiring</w:t>
+      </w:r>
+      <w:proofErr w:type="spellEnd"/>
       <w:r>
         <w:rPr>
           <w:b/>
@@ -51,47 +49,7 @@
           <w:sz w:val="32"/>
           <w:szCs w:val="32"/>
         </w:rPr>
-        <w:t xml:space="preserve">Spring </w:t>
-      </w:r>
-      <w:proofErr w:type="spellStart"/>
-      <w:r>
-        <w:rPr>
-          <w:b/>
-          <w:bCs/>
-          <w:sz w:val="32"/>
-          <w:szCs w:val="32"/>
-        </w:rPr>
-        <w:t>Autowiring</w:t>
-      </w:r>
-      <w:proofErr w:type="spellEnd"/>
-      <w:r>
-        <w:rPr>
-          <w:b/>
-          <w:bCs/>
-          <w:sz w:val="32"/>
-          <w:szCs w:val="32"/>
-        </w:rPr>
-        <w:t xml:space="preserve"> Demo </w:t>
-      </w:r>
-      <w:proofErr w:type="gramStart"/>
-      <w:r>
-        <w:rPr>
-          <w:b/>
-          <w:bCs/>
-          <w:sz w:val="32"/>
-          <w:szCs w:val="32"/>
-        </w:rPr>
-        <w:t>using @</w:t>
-      </w:r>
-      <w:proofErr w:type="gramEnd"/>
-      <w:r>
-        <w:rPr>
-          <w:b/>
-          <w:bCs/>
-          <w:sz w:val="32"/>
-          <w:szCs w:val="32"/>
-        </w:rPr>
-        <w:t>Autowired</w:t>
+        <w:t xml:space="preserve"> Demo using @Autowired</w:t>
       </w:r>
     </w:p>
     <w:p>
@@ -154,29 +112,35 @@
           <w:bCs/>
         </w:rPr>
       </w:pPr>
+      <w:r>
+        <w:rPr>
+          <w:b/>
+          <w:bCs/>
+        </w:rPr>
+        <w:t>Scenario:</w:t>
+      </w:r>
     </w:p>
     <w:p>
       <w:r>
         <w:t xml:space="preserve">            </w:t>
       </w:r>
       <w:r>
-        <w:t xml:space="preserve">A college application maintains student information along with their certification details. The </w:t>
-      </w:r>
-      <w:proofErr w:type="gramStart"/>
-      <w:r>
-        <w:t>Student</w:t>
-      </w:r>
-      <w:proofErr w:type="gramEnd"/>
-      <w:r>
-        <w:t xml:space="preserve"> object contains a Certification object, and instead of creating this Certification object manually, Spring should automatically provide it using the @Autowired annotation. When the required classes are marked with @Component, Spring creates their objects and manages them inside the IoC container. Using @Autowired, the Certification object is supplied to the </w:t>
-      </w:r>
-      <w:proofErr w:type="gramStart"/>
-      <w:r>
-        <w:t>Student</w:t>
-      </w:r>
-      <w:proofErr w:type="gramEnd"/>
-      <w:r>
-        <w:t xml:space="preserve"> object by Spring without using the new keyword, allowing both objects to be linked through annotation-based configuration.</w:t>
+        <w:t>A college application maintains student information along with their certification details. The Student object contains a Certification object, and instead of creating this Certification object manually, Spring should automatically provide it using the @Autowired annotation. When the required classes are marked with @Component, Spring creates their objects and manages them inside the IoC container. Using @Autowired, the Certification object is supplied to the Student object by Spring without using the new keyword, allowing both objects to be linked through annotation-based configuration.</w:t>
+      </w:r>
+    </w:p>
+    <w:p>
+      <w:pPr>
+        <w:rPr>
+          <w:b/>
+          <w:bCs/>
+        </w:rPr>
+      </w:pPr>
+      <w:r>
+        <w:rPr>
+          <w:b/>
+          <w:bCs/>
+        </w:rPr>
+        <w:t>Structure:</w:t>
       </w:r>
     </w:p>
     <w:p>
@@ -270,15 +234,14 @@
     </w:p>
     <w:p>
       <w:r>
+        <w:lastRenderedPageBreak/>
         <w:t xml:space="preserve">package </w:t>
       </w:r>
       <w:proofErr w:type="spellStart"/>
-      <w:proofErr w:type="gramStart"/>
       <w:r>
         <w:t>com.klu.beans</w:t>
       </w:r>
       <w:proofErr w:type="spellEnd"/>
-      <w:proofErr w:type="gramEnd"/>
       <w:r>
         <w:t>;</w:t>
       </w:r>
@@ -289,28 +252,10 @@
         <w:t xml:space="preserve">import </w:t>
       </w:r>
       <w:proofErr w:type="spellStart"/>
-      <w:proofErr w:type="gramStart"/>
-      <w:r>
-        <w:t>org.springframework</w:t>
-      </w:r>
-      <w:proofErr w:type="gramEnd"/>
-      <w:r>
-        <w:t>.</w:t>
-      </w:r>
-      <w:proofErr w:type="gramStart"/>
-      <w:r>
-        <w:t>beans.factory</w:t>
-      </w:r>
-      <w:proofErr w:type="gramEnd"/>
-      <w:r>
-        <w:t>.</w:t>
-      </w:r>
-      <w:proofErr w:type="gramStart"/>
-      <w:r>
-        <w:t>annotation.Autowired</w:t>
-      </w:r>
-      <w:proofErr w:type="spellEnd"/>
-      <w:proofErr w:type="gramEnd"/>
+      <w:r>
+        <w:t>org.springframework.beans.factory.annotation.Autowired</w:t>
+      </w:r>
+      <w:proofErr w:type="spellEnd"/>
       <w:r>
         <w:t>;</w:t>
       </w:r>
@@ -320,20 +265,10 @@
         <w:t xml:space="preserve">import </w:t>
       </w:r>
       <w:proofErr w:type="spellStart"/>
-      <w:proofErr w:type="gramStart"/>
-      <w:r>
-        <w:t>org.springframework</w:t>
-      </w:r>
-      <w:proofErr w:type="gramEnd"/>
-      <w:r>
-        <w:t>.</w:t>
-      </w:r>
-      <w:proofErr w:type="gramStart"/>
-      <w:r>
-        <w:t>stereotype.Component</w:t>
-      </w:r>
-      <w:proofErr w:type="spellEnd"/>
-      <w:proofErr w:type="gramEnd"/>
+      <w:r>
+        <w:t>org.springframework.stereotype.Component</w:t>
+      </w:r>
+      <w:proofErr w:type="spellEnd"/>
       <w:r>
         <w:t>;</w:t>
       </w:r>
@@ -356,33 +291,18 @@
     <w:p/>
     <w:p>
       <w:r>
-        <w:t xml:space="preserve">    private int id = </w:t>
-      </w:r>
-      <w:proofErr w:type="gramStart"/>
-      <w:r>
-        <w:t>101;</w:t>
-      </w:r>
-      <w:proofErr w:type="gramEnd"/>
-    </w:p>
-    <w:p>
-      <w:r>
-        <w:t xml:space="preserve">    private String name = "Ram</w:t>
-      </w:r>
-      <w:proofErr w:type="gramStart"/>
-      <w:r>
-        <w:t>";</w:t>
-      </w:r>
-      <w:proofErr w:type="gramEnd"/>
-    </w:p>
-    <w:p>
-      <w:r>
-        <w:t xml:space="preserve">    private String gender = "Male</w:t>
-      </w:r>
-      <w:proofErr w:type="gramStart"/>
-      <w:r>
-        <w:t>";</w:t>
-      </w:r>
-      <w:proofErr w:type="gramEnd"/>
+        <w:t xml:space="preserve">    private int id = 101;</w:t>
+      </w:r>
+    </w:p>
+    <w:p>
+      <w:r>
+        <w:t xml:space="preserve">    private String name = "Ram";</w:t>
+      </w:r>
+    </w:p>
+    <w:p>
+      <w:r>
+        <w:t xml:space="preserve">    private String gender = "Male";</w:t>
+      </w:r>
     </w:p>
     <w:p/>
     <w:p>
@@ -402,7 +322,6 @@
         <w:t xml:space="preserve">    private Certification </w:t>
       </w:r>
       <w:proofErr w:type="spellStart"/>
-      <w:proofErr w:type="gramStart"/>
       <w:r>
         <w:t>certification</w:t>
       </w:r>
@@ -410,20 +329,11 @@
       <w:r>
         <w:t>;</w:t>
       </w:r>
-      <w:proofErr w:type="gramEnd"/>
     </w:p>
     <w:p/>
     <w:p>
       <w:r>
-        <w:t xml:space="preserve">    public void </w:t>
-      </w:r>
-      <w:proofErr w:type="gramStart"/>
-      <w:r>
-        <w:t>display(</w:t>
-      </w:r>
-      <w:proofErr w:type="gramEnd"/>
-      <w:r>
-        <w:t>) {</w:t>
+        <w:t xml:space="preserve">    public void display() {</w:t>
       </w:r>
     </w:p>
     <w:p/>
@@ -449,21 +359,8 @@
       </w:r>
       <w:proofErr w:type="spellEnd"/>
       <w:r>
-        <w:t xml:space="preserve">("Student </w:t>
-      </w:r>
-      <w:proofErr w:type="gramStart"/>
-      <w:r>
-        <w:t>ID :</w:t>
-      </w:r>
-      <w:proofErr w:type="gramEnd"/>
-      <w:r>
-        <w:t xml:space="preserve"> " + id</w:t>
-      </w:r>
-      <w:proofErr w:type="gramStart"/>
-      <w:r>
-        <w:t>);</w:t>
-      </w:r>
-      <w:proofErr w:type="gramEnd"/>
+        <w:t>("Student ID : " + id);</w:t>
+      </w:r>
     </w:p>
     <w:p>
       <w:r>
@@ -487,21 +384,8 @@
       </w:r>
       <w:proofErr w:type="spellEnd"/>
       <w:r>
-        <w:t xml:space="preserve">("Name     </w:t>
-      </w:r>
-      <w:proofErr w:type="gramStart"/>
-      <w:r>
-        <w:t xml:space="preserve">  :</w:t>
-      </w:r>
-      <w:proofErr w:type="gramEnd"/>
-      <w:r>
-        <w:t xml:space="preserve"> " + name</w:t>
-      </w:r>
-      <w:proofErr w:type="gramStart"/>
-      <w:r>
-        <w:t>);</w:t>
-      </w:r>
-      <w:proofErr w:type="gramEnd"/>
+        <w:t>("Name       : " + name);</w:t>
+      </w:r>
     </w:p>
     <w:p>
       <w:r>
@@ -525,21 +409,8 @@
       </w:r>
       <w:proofErr w:type="spellEnd"/>
       <w:r>
-        <w:t xml:space="preserve">("Gender   </w:t>
-      </w:r>
-      <w:proofErr w:type="gramStart"/>
-      <w:r>
-        <w:t xml:space="preserve">  :</w:t>
-      </w:r>
-      <w:proofErr w:type="gramEnd"/>
-      <w:r>
-        <w:t xml:space="preserve"> " + gender</w:t>
-      </w:r>
-      <w:proofErr w:type="gramStart"/>
-      <w:r>
-        <w:t>);</w:t>
-      </w:r>
-      <w:proofErr w:type="gramEnd"/>
+        <w:t>("Gender     : " + gender);</w:t>
+      </w:r>
     </w:p>
     <w:p>
       <w:r>
@@ -563,13 +434,8 @@
       </w:r>
       <w:proofErr w:type="spellEnd"/>
       <w:r>
-        <w:t>(certification</w:t>
-      </w:r>
-      <w:proofErr w:type="gramStart"/>
-      <w:r>
-        <w:t>);</w:t>
-      </w:r>
-      <w:proofErr w:type="gramEnd"/>
+        <w:t>(certification);</w:t>
+      </w:r>
     </w:p>
     <w:p/>
     <w:p>
@@ -611,12 +477,10 @@
         <w:t xml:space="preserve">package </w:t>
       </w:r>
       <w:proofErr w:type="spellStart"/>
-      <w:proofErr w:type="gramStart"/>
       <w:r>
         <w:t>com.klu.beans</w:t>
       </w:r>
       <w:proofErr w:type="spellEnd"/>
-      <w:proofErr w:type="gramEnd"/>
       <w:r>
         <w:t>;</w:t>
       </w:r>
@@ -627,20 +491,10 @@
         <w:t xml:space="preserve">import </w:t>
       </w:r>
       <w:proofErr w:type="spellStart"/>
-      <w:proofErr w:type="gramStart"/>
-      <w:r>
-        <w:t>org.springframework</w:t>
-      </w:r>
-      <w:proofErr w:type="gramEnd"/>
-      <w:r>
-        <w:t>.</w:t>
-      </w:r>
-      <w:proofErr w:type="gramStart"/>
-      <w:r>
-        <w:t>stereotype.Component</w:t>
-      </w:r>
-      <w:proofErr w:type="spellEnd"/>
-      <w:proofErr w:type="gramEnd"/>
+      <w:r>
+        <w:t>org.springframework.stereotype.Component</w:t>
+      </w:r>
+      <w:proofErr w:type="spellEnd"/>
       <w:r>
         <w:t>;</w:t>
       </w:r>
@@ -657,36 +511,26 @@
     </w:p>
     <w:p>
       <w:r>
+        <w:lastRenderedPageBreak/>
         <w:t>public class Certification {</w:t>
       </w:r>
     </w:p>
     <w:p/>
     <w:p>
       <w:r>
-        <w:t xml:space="preserve">    private int </w:t>
-      </w:r>
-      <w:proofErr w:type="gramStart"/>
-      <w:r>
-        <w:t>id;</w:t>
-      </w:r>
-      <w:proofErr w:type="gramEnd"/>
+        <w:t xml:space="preserve">    private int id;</w:t>
+      </w:r>
+    </w:p>
+    <w:p>
+      <w:r>
+        <w:t xml:space="preserve">    private String name;</w:t>
+      </w:r>
     </w:p>
     <w:p>
       <w:r>
         <w:t xml:space="preserve">    private String </w:t>
       </w:r>
-      <w:proofErr w:type="gramStart"/>
-      <w:r>
-        <w:t>name;</w:t>
-      </w:r>
-      <w:proofErr w:type="gramEnd"/>
-    </w:p>
-    <w:p>
-      <w:r>
-        <w:t xml:space="preserve">    private String </w:t>
-      </w:r>
-      <w:proofErr w:type="spellStart"/>
-      <w:proofErr w:type="gramStart"/>
+      <w:proofErr w:type="spellStart"/>
       <w:r>
         <w:t>dateOfCompletion</w:t>
       </w:r>
@@ -694,61 +538,35 @@
       <w:r>
         <w:t>;</w:t>
       </w:r>
-      <w:proofErr w:type="gramEnd"/>
     </w:p>
     <w:p/>
     <w:p>
       <w:r>
-        <w:t xml:space="preserve">    public </w:t>
-      </w:r>
-      <w:proofErr w:type="gramStart"/>
-      <w:r>
-        <w:t>Certification(</w:t>
-      </w:r>
-      <w:proofErr w:type="gramEnd"/>
-      <w:r>
-        <w:t>) {</w:t>
-      </w:r>
-    </w:p>
-    <w:p>
-      <w:r>
-        <w:t xml:space="preserve">        this.id = </w:t>
-      </w:r>
-      <w:proofErr w:type="gramStart"/>
-      <w:r>
-        <w:t>1;</w:t>
-      </w:r>
-      <w:proofErr w:type="gramEnd"/>
-    </w:p>
-    <w:p>
-      <w:r>
-        <w:t xml:space="preserve">        this.name = "Spring Boot Certification</w:t>
-      </w:r>
-      <w:proofErr w:type="gramStart"/>
-      <w:r>
-        <w:t>";</w:t>
-      </w:r>
-      <w:proofErr w:type="gramEnd"/>
+        <w:t xml:space="preserve">    public Certification() {</w:t>
+      </w:r>
+    </w:p>
+    <w:p>
+      <w:r>
+        <w:t xml:space="preserve">        this.id = 1;</w:t>
+      </w:r>
+    </w:p>
+    <w:p>
+      <w:r>
+        <w:t xml:space="preserve">        this.name = "Spring Boot Certification";</w:t>
+      </w:r>
     </w:p>
     <w:p>
       <w:r>
         <w:t xml:space="preserve">        </w:t>
       </w:r>
       <w:proofErr w:type="spellStart"/>
-      <w:proofErr w:type="gramStart"/>
       <w:r>
         <w:t>this.dateOfCompletion</w:t>
       </w:r>
       <w:proofErr w:type="spellEnd"/>
-      <w:proofErr w:type="gramEnd"/>
-      <w:r>
-        <w:t xml:space="preserve"> = "2026</w:t>
-      </w:r>
-      <w:proofErr w:type="gramStart"/>
-      <w:r>
-        <w:t>";</w:t>
-      </w:r>
-      <w:proofErr w:type="gramEnd"/>
+      <w:r>
+        <w:t xml:space="preserve"> = "2026";</w:t>
+      </w:r>
     </w:p>
     <w:p>
       <w:r>
@@ -773,278 +591,210 @@
         <w:t xml:space="preserve">    public String </w:t>
       </w:r>
       <w:proofErr w:type="spellStart"/>
-      <w:proofErr w:type="gramStart"/>
       <w:r>
         <w:t>toString</w:t>
       </w:r>
       <w:proofErr w:type="spellEnd"/>
       <w:r>
+        <w:t>() {</w:t>
+      </w:r>
+    </w:p>
+    <w:p>
+      <w:r>
+        <w:t xml:space="preserve">        return "Certification ID: " + id +</w:t>
+      </w:r>
+    </w:p>
+    <w:p>
+      <w:r>
+        <w:t xml:space="preserve">               ", Name: " + name +</w:t>
+      </w:r>
+    </w:p>
+    <w:p>
+      <w:r>
+        <w:t xml:space="preserve">               ", Date: " + </w:t>
+      </w:r>
+      <w:proofErr w:type="spellStart"/>
+      <w:r>
+        <w:t>dateOfCompletion</w:t>
+      </w:r>
+      <w:proofErr w:type="spellEnd"/>
+      <w:r>
+        <w:t>;</w:t>
+      </w:r>
+    </w:p>
+    <w:p>
+      <w:r>
+        <w:t xml:space="preserve">    }</w:t>
+      </w:r>
+    </w:p>
+    <w:p>
+      <w:r>
+        <w:t>}</w:t>
+      </w:r>
+    </w:p>
+    <w:p>
+      <w:pPr>
+        <w:rPr>
+          <w:lang w:val="en-US"/>
+        </w:rPr>
+      </w:pPr>
+    </w:p>
+    <w:p>
+      <w:pPr>
+        <w:rPr>
+          <w:b/>
+          <w:bCs/>
+          <w:lang w:val="en-US"/>
+        </w:rPr>
+      </w:pPr>
+      <w:r>
+        <w:rPr>
+          <w:b/>
+          <w:bCs/>
+          <w:lang w:val="en-US"/>
+        </w:rPr>
+        <w:t>StudentApp.java:</w:t>
+      </w:r>
+    </w:p>
+    <w:p>
+      <w:r>
+        <w:t xml:space="preserve">package </w:t>
+      </w:r>
+      <w:proofErr w:type="spellStart"/>
+      <w:r>
+        <w:t>com.klu.main</w:t>
+      </w:r>
+      <w:proofErr w:type="spellEnd"/>
+      <w:r>
+        <w:t>;</w:t>
+      </w:r>
+    </w:p>
+    <w:p/>
+    <w:p>
+      <w:r>
+        <w:t xml:space="preserve">import </w:t>
+      </w:r>
+      <w:proofErr w:type="spellStart"/>
+      <w:r>
+        <w:t>org.springframework.context.ApplicationContext</w:t>
+      </w:r>
+      <w:proofErr w:type="spellEnd"/>
+      <w:r>
+        <w:t>;</w:t>
+      </w:r>
+    </w:p>
+    <w:p>
+      <w:r>
+        <w:t>import org.springframework.context.support.ClassPathXmlApplicationContext;</w:t>
+      </w:r>
+    </w:p>
+    <w:p/>
+    <w:p>
+      <w:r>
+        <w:t xml:space="preserve">import </w:t>
+      </w:r>
+      <w:proofErr w:type="spellStart"/>
+      <w:r>
+        <w:t>com.klu.beans.Student</w:t>
+      </w:r>
+      <w:proofErr w:type="spellEnd"/>
+      <w:r>
+        <w:t>;</w:t>
+      </w:r>
+    </w:p>
+    <w:p/>
+    <w:p>
+      <w:r>
+        <w:t xml:space="preserve">public class </w:t>
+      </w:r>
+      <w:proofErr w:type="spellStart"/>
+      <w:r>
+        <w:t>StudentApp</w:t>
+      </w:r>
+      <w:proofErr w:type="spellEnd"/>
+      <w:r>
+        <w:t xml:space="preserve"> {</w:t>
+      </w:r>
+    </w:p>
+    <w:p/>
+    <w:p>
+      <w:r>
+        <w:t xml:space="preserve">    public static void main(String[] </w:t>
+      </w:r>
+      <w:proofErr w:type="spellStart"/>
+      <w:r>
+        <w:t>args</w:t>
+      </w:r>
+      <w:proofErr w:type="spellEnd"/>
+      <w:r>
+        <w:t>) {</w:t>
+      </w:r>
+    </w:p>
+    <w:p/>
+    <w:p>
+      <w:r>
+        <w:t xml:space="preserve">        </w:t>
+      </w:r>
+      <w:proofErr w:type="spellStart"/>
+      <w:r>
+        <w:t>ApplicationContext</w:t>
+      </w:r>
+      <w:proofErr w:type="spellEnd"/>
+      <w:r>
+        <w:t xml:space="preserve"> </w:t>
+      </w:r>
+      <w:r>
+        <w:rPr>
+          <w:u w:val="single"/>
+        </w:rPr>
+        <w:t>context</w:t>
+      </w:r>
+      <w:r>
+        <w:t xml:space="preserve"> =</w:t>
+      </w:r>
+    </w:p>
+    <w:p>
+      <w:r>
+        <w:t xml:space="preserve">                new </w:t>
+      </w:r>
+      <w:proofErr w:type="spellStart"/>
+      <w:r>
+        <w:t>ClassPathXmlApplicationContext</w:t>
+      </w:r>
+      <w:proofErr w:type="spellEnd"/>
+      <w:r>
+        <w:t>("beans.xml");</w:t>
+      </w:r>
+    </w:p>
+    <w:p/>
+    <w:p>
+      <w:r>
+        <w:t xml:space="preserve">        Student </w:t>
+      </w:r>
+      <w:proofErr w:type="spellStart"/>
+      <w:r>
+        <w:t>student</w:t>
+      </w:r>
+      <w:proofErr w:type="spellEnd"/>
+      <w:r>
+        <w:t xml:space="preserve"> = </w:t>
+      </w:r>
+      <w:proofErr w:type="spellStart"/>
+      <w:r>
+        <w:t>context.getBean</w:t>
+      </w:r>
+      <w:proofErr w:type="spellEnd"/>
+      <w:r>
         <w:t>(</w:t>
       </w:r>
-      <w:proofErr w:type="gramEnd"/>
-      <w:r>
-        <w:t>) {</w:t>
-      </w:r>
-    </w:p>
-    <w:p>
-      <w:r>
-        <w:t xml:space="preserve">        return "Certification ID: " + id +</w:t>
-      </w:r>
-    </w:p>
-    <w:p>
-      <w:r>
-        <w:t xml:space="preserve">               ", Name: " + name +</w:t>
-      </w:r>
-    </w:p>
-    <w:p>
-      <w:r>
-        <w:t xml:space="preserve">               ", Date: " + </w:t>
-      </w:r>
-      <w:proofErr w:type="spellStart"/>
-      <w:proofErr w:type="gramStart"/>
-      <w:r>
-        <w:t>dateOfCompletion</w:t>
-      </w:r>
-      <w:proofErr w:type="spellEnd"/>
-      <w:r>
-        <w:t>;</w:t>
-      </w:r>
-      <w:proofErr w:type="gramEnd"/>
-    </w:p>
-    <w:p>
-      <w:r>
-        <w:t xml:space="preserve">    }</w:t>
-      </w:r>
-    </w:p>
-    <w:p>
-      <w:r>
-        <w:t>}</w:t>
-      </w:r>
-    </w:p>
-    <w:p>
-      <w:pPr>
-        <w:rPr>
-          <w:lang w:val="en-US"/>
-        </w:rPr>
-      </w:pPr>
-    </w:p>
-    <w:p>
-      <w:pPr>
-        <w:rPr>
-          <w:b/>
-          <w:bCs/>
-          <w:lang w:val="en-US"/>
-        </w:rPr>
-      </w:pPr>
-      <w:r>
-        <w:rPr>
-          <w:b/>
-          <w:bCs/>
-          <w:lang w:val="en-US"/>
-        </w:rPr>
-        <w:t>StudentApp.java:</w:t>
-      </w:r>
-    </w:p>
-    <w:p>
-      <w:r>
-        <w:t xml:space="preserve">package </w:t>
-      </w:r>
-      <w:proofErr w:type="spellStart"/>
-      <w:proofErr w:type="gramStart"/>
-      <w:r>
-        <w:t>com.klu.main</w:t>
-      </w:r>
-      <w:proofErr w:type="spellEnd"/>
-      <w:proofErr w:type="gramEnd"/>
-      <w:r>
-        <w:t>;</w:t>
-      </w:r>
-    </w:p>
-    <w:p/>
-    <w:p>
-      <w:r>
-        <w:t xml:space="preserve">import </w:t>
-      </w:r>
-      <w:proofErr w:type="spellStart"/>
-      <w:proofErr w:type="gramStart"/>
-      <w:r>
-        <w:t>org.springframework</w:t>
-      </w:r>
-      <w:proofErr w:type="gramEnd"/>
-      <w:r>
-        <w:t>.</w:t>
-      </w:r>
-      <w:proofErr w:type="gramStart"/>
-      <w:r>
-        <w:t>context.ApplicationContext</w:t>
-      </w:r>
-      <w:proofErr w:type="spellEnd"/>
-      <w:proofErr w:type="gramEnd"/>
-      <w:r>
-        <w:t>;</w:t>
-      </w:r>
-    </w:p>
-    <w:p>
-      <w:r>
-        <w:t xml:space="preserve">import </w:t>
-      </w:r>
-      <w:proofErr w:type="gramStart"/>
-      <w:r>
-        <w:t>org.springframework</w:t>
-      </w:r>
-      <w:proofErr w:type="gramEnd"/>
-      <w:r>
-        <w:t>.</w:t>
-      </w:r>
-      <w:proofErr w:type="gramStart"/>
-      <w:r>
-        <w:t>context.support</w:t>
-      </w:r>
-      <w:proofErr w:type="gramEnd"/>
-      <w:r>
-        <w:t>.</w:t>
-      </w:r>
-      <w:proofErr w:type="gramStart"/>
-      <w:r>
-        <w:t>ClassPathXmlApplicationContext;</w:t>
-      </w:r>
-      <w:proofErr w:type="gramEnd"/>
-    </w:p>
-    <w:p/>
-    <w:p>
-      <w:r>
-        <w:t xml:space="preserve">import </w:t>
-      </w:r>
-      <w:proofErr w:type="spellStart"/>
-      <w:proofErr w:type="gramStart"/>
-      <w:r>
-        <w:t>com.klu.beans</w:t>
-      </w:r>
-      <w:proofErr w:type="gramEnd"/>
-      <w:r>
-        <w:t>.</w:t>
-      </w:r>
-      <w:proofErr w:type="gramStart"/>
-      <w:r>
-        <w:t>Student</w:t>
-      </w:r>
-      <w:proofErr w:type="spellEnd"/>
-      <w:r>
-        <w:t>;</w:t>
-      </w:r>
-      <w:proofErr w:type="gramEnd"/>
-    </w:p>
-    <w:p/>
-    <w:p>
-      <w:r>
-        <w:t xml:space="preserve">public class </w:t>
-      </w:r>
-      <w:proofErr w:type="spellStart"/>
-      <w:r>
-        <w:t>StudentApp</w:t>
-      </w:r>
-      <w:proofErr w:type="spellEnd"/>
-      <w:r>
-        <w:t xml:space="preserve"> {</w:t>
-      </w:r>
-    </w:p>
-    <w:p/>
-    <w:p>
-      <w:r>
-        <w:t xml:space="preserve">    public static void </w:t>
-      </w:r>
-      <w:proofErr w:type="gramStart"/>
-      <w:r>
-        <w:t>main(String[</w:t>
-      </w:r>
-      <w:proofErr w:type="gramEnd"/>
-      <w:r>
-        <w:t xml:space="preserve">] </w:t>
-      </w:r>
-      <w:proofErr w:type="spellStart"/>
-      <w:r>
-        <w:t>args</w:t>
-      </w:r>
-      <w:proofErr w:type="spellEnd"/>
-      <w:r>
-        <w:t>) {</w:t>
-      </w:r>
-    </w:p>
-    <w:p/>
-    <w:p>
-      <w:r>
-        <w:lastRenderedPageBreak/>
-        <w:t xml:space="preserve">        </w:t>
-      </w:r>
-      <w:proofErr w:type="spellStart"/>
-      <w:r>
-        <w:t>ApplicationContext</w:t>
-      </w:r>
-      <w:proofErr w:type="spellEnd"/>
-      <w:r>
-        <w:t xml:space="preserve"> </w:t>
-      </w:r>
-      <w:r>
-        <w:rPr>
-          <w:u w:val="single"/>
-        </w:rPr>
-        <w:t>context</w:t>
-      </w:r>
-      <w:r>
-        <w:t xml:space="preserve"> =</w:t>
-      </w:r>
-    </w:p>
-    <w:p>
-      <w:r>
-        <w:t xml:space="preserve">                new </w:t>
-      </w:r>
-      <w:proofErr w:type="spellStart"/>
-      <w:r>
-        <w:t>ClassPathXmlApplicationContext</w:t>
-      </w:r>
-      <w:proofErr w:type="spellEnd"/>
-      <w:r>
-        <w:t>("beans.xml"</w:t>
-      </w:r>
-      <w:proofErr w:type="gramStart"/>
+      <w:proofErr w:type="spellStart"/>
+      <w:r>
+        <w:t>Student.class</w:t>
+      </w:r>
+      <w:proofErr w:type="spellEnd"/>
       <w:r>
         <w:t>);</w:t>
       </w:r>
-      <w:proofErr w:type="gramEnd"/>
-    </w:p>
-    <w:p/>
-    <w:p>
-      <w:r>
-        <w:t xml:space="preserve">        Student </w:t>
-      </w:r>
-      <w:proofErr w:type="spellStart"/>
-      <w:r>
-        <w:t>student</w:t>
-      </w:r>
-      <w:proofErr w:type="spellEnd"/>
-      <w:r>
-        <w:t xml:space="preserve"> = </w:t>
-      </w:r>
-      <w:proofErr w:type="spellStart"/>
-      <w:proofErr w:type="gramStart"/>
-      <w:r>
-        <w:t>context.getBean</w:t>
-      </w:r>
-      <w:proofErr w:type="spellEnd"/>
-      <w:proofErr w:type="gramEnd"/>
-      <w:r>
-        <w:t>(</w:t>
-      </w:r>
-      <w:proofErr w:type="spellStart"/>
-      <w:r>
-        <w:t>Student.class</w:t>
-      </w:r>
-      <w:proofErr w:type="spellEnd"/>
-      <w:proofErr w:type="gramStart"/>
-      <w:r>
-        <w:t>);</w:t>
-      </w:r>
-      <w:proofErr w:type="gramEnd"/>
     </w:p>
     <w:p/>
     <w:p>
@@ -1069,33 +819,21 @@
       </w:r>
       <w:proofErr w:type="spellEnd"/>
       <w:r>
-        <w:t>("Student Details:"</w:t>
-      </w:r>
-      <w:proofErr w:type="gramStart"/>
-      <w:r>
-        <w:t>);</w:t>
-      </w:r>
-      <w:proofErr w:type="gramEnd"/>
+        <w:t>("Student Details:");</w:t>
+      </w:r>
     </w:p>
     <w:p>
       <w:r>
         <w:t xml:space="preserve">        </w:t>
       </w:r>
       <w:proofErr w:type="spellStart"/>
-      <w:proofErr w:type="gramStart"/>
       <w:r>
         <w:t>student.display</w:t>
       </w:r>
       <w:proofErr w:type="spellEnd"/>
-      <w:proofErr w:type="gramEnd"/>
-      <w:r>
-        <w:t>(</w:t>
-      </w:r>
-      <w:proofErr w:type="gramStart"/>
-      <w:r>
-        <w:t>);</w:t>
-      </w:r>
-      <w:proofErr w:type="gramEnd"/>
+      <w:r>
+        <w:t>();</w:t>
+      </w:r>
     </w:p>
     <w:p/>
     <w:p>
@@ -1156,12 +894,10 @@
         <w:t xml:space="preserve">       </w:t>
       </w:r>
       <w:proofErr w:type="spellStart"/>
-      <w:proofErr w:type="gramStart"/>
       <w:r>
         <w:t>xmlns:xsi</w:t>
       </w:r>
       <w:proofErr w:type="spellEnd"/>
-      <w:proofErr w:type="gramEnd"/>
       <w:r>
         <w:t>="http://www.w3.org/2001/XMLSchema-instance"</w:t>
       </w:r>
@@ -1171,12 +907,10 @@
         <w:t xml:space="preserve">       </w:t>
       </w:r>
       <w:proofErr w:type="spellStart"/>
-      <w:proofErr w:type="gramStart"/>
       <w:r>
         <w:t>xmlns:context</w:t>
       </w:r>
       <w:proofErr w:type="spellEnd"/>
-      <w:proofErr w:type="gramEnd"/>
       <w:r>
         <w:t>="http://www.springframework.org/schema/context"</w:t>
       </w:r>
@@ -1187,12 +921,10 @@
         <w:t xml:space="preserve">       </w:t>
       </w:r>
       <w:proofErr w:type="spellStart"/>
-      <w:proofErr w:type="gramStart"/>
       <w:r>
         <w:t>xsi:schemaLocation</w:t>
       </w:r>
       <w:proofErr w:type="spellEnd"/>
-      <w:proofErr w:type="gramEnd"/>
       <w:r>
         <w:t>="</w:t>
       </w:r>
@@ -1220,23 +952,7 @@
     <w:p/>
     <w:p>
       <w:r>
-        <w:t xml:space="preserve">    </w:t>
-      </w:r>
-      <w:proofErr w:type="gramStart"/>
-      <w:r>
-        <w:t>&lt;!--</w:t>
-      </w:r>
-      <w:proofErr w:type="gramEnd"/>
-      <w:r>
-        <w:t xml:space="preserve"> Enable </w:t>
-      </w:r>
-      <w:proofErr w:type="gramStart"/>
-      <w:r>
-        <w:t>annotation based</w:t>
-      </w:r>
-      <w:proofErr w:type="gramEnd"/>
-      <w:r>
-        <w:t xml:space="preserve"> configuration --&gt;</w:t>
+        <w:t xml:space="preserve">    &lt;!-- Enable annotation based configuration --&gt;</w:t>
       </w:r>
     </w:p>
     <w:p>
@@ -1244,13 +960,8 @@
         <w:t xml:space="preserve">    &lt;</w:t>
       </w:r>
       <w:proofErr w:type="spellStart"/>
-      <w:proofErr w:type="gramStart"/>
-      <w:r>
-        <w:t>context:annotation</w:t>
-      </w:r>
-      <w:proofErr w:type="gramEnd"/>
-      <w:r>
-        <w:t>-config</w:t>
+      <w:r>
+        <w:t>context:annotation-config</w:t>
       </w:r>
       <w:proofErr w:type="spellEnd"/>
       <w:r>
@@ -1260,15 +971,7 @@
     <w:p/>
     <w:p>
       <w:r>
-        <w:t xml:space="preserve">    </w:t>
-      </w:r>
-      <w:proofErr w:type="gramStart"/>
-      <w:r>
-        <w:t>&lt;!--</w:t>
-      </w:r>
-      <w:proofErr w:type="gramEnd"/>
-      <w:r>
-        <w:t xml:space="preserve"> Enable component scanning --&gt;</w:t>
+        <w:t xml:space="preserve">    &lt;!-- Enable component scanning --&gt;</w:t>
       </w:r>
     </w:p>
     <w:p>
@@ -1276,25 +979,18 @@
         <w:t xml:space="preserve">    &lt;</w:t>
       </w:r>
       <w:proofErr w:type="spellStart"/>
-      <w:proofErr w:type="gramStart"/>
-      <w:r>
-        <w:t>context:component</w:t>
-      </w:r>
-      <w:proofErr w:type="gramEnd"/>
-      <w:r>
-        <w:t>-scan</w:t>
+      <w:r>
+        <w:t>context:component-scan</w:t>
       </w:r>
       <w:proofErr w:type="spellEnd"/>
       <w:r>
         <w:t xml:space="preserve"> base-package="</w:t>
       </w:r>
       <w:proofErr w:type="spellStart"/>
-      <w:proofErr w:type="gramStart"/>
       <w:r>
         <w:t>com.klu.beans</w:t>
       </w:r>
       <w:proofErr w:type="spellEnd"/>
-      <w:proofErr w:type="gramEnd"/>
       <w:r>
         <w:t>"/&gt;</w:t>
       </w:r>
@@ -1302,6 +998,7 @@
     <w:p/>
     <w:p>
       <w:r>
+        <w:lastRenderedPageBreak/>
         <w:t>&lt;/beans&gt;</w:t>
       </w:r>
     </w:p>
@@ -1407,6 +1104,49 @@
           <w:lang w:val="en-US"/>
         </w:rPr>
       </w:pPr>
+    </w:p>
+    <w:p>
+      <w:pPr>
+        <w:rPr>
+          <w:b/>
+          <w:bCs/>
+          <w:lang w:val="en-US"/>
+        </w:rPr>
+      </w:pPr>
+    </w:p>
+    <w:p>
+      <w:pPr>
+        <w:rPr>
+          <w:b/>
+          <w:bCs/>
+          <w:lang w:val="en-US"/>
+        </w:rPr>
+      </w:pPr>
+      <w:r>
+        <w:rPr>
+          <w:b/>
+          <w:bCs/>
+          <w:lang w:val="en-US"/>
+        </w:rPr>
+        <w:t>GITHUB LINK:</w:t>
+      </w:r>
+    </w:p>
+    <w:p>
+      <w:pPr>
+        <w:rPr>
+          <w:sz w:val="18"/>
+          <w:szCs w:val="18"/>
+          <w:lang w:val="en-US"/>
+        </w:rPr>
+      </w:pPr>
+      <w:r>
+        <w:rPr>
+          <w:sz w:val="18"/>
+          <w:szCs w:val="18"/>
+          <w:lang w:val="en-US"/>
+        </w:rPr>
+        <w:t>https://github.com/nagasubrahmanyammeka/SkillExperiments_2400030128_FSAD_Sec2/tree/main/SKILL-5</w:t>
+      </w:r>
     </w:p>
     <w:sectPr>
       <w:headerReference w:type="even" r:id="rId8"/>
@@ -1539,7 +1279,7 @@
           </v:handles>
           <o:lock v:ext="edit" text="t" shapetype="t"/>
         </v:shapetype>
-        <v:shape id="PowerPlusWaterMarkObject445050344" o:spid="_x0000_s1026" type="#_x0000_t136" style="position:absolute;margin-left:0;margin-top:0;width:489.45pt;height:146.8pt;rotation:315;z-index:-251655168;mso-position-horizontal:center;mso-position-horizontal-relative:margin;mso-position-vertical:center;mso-position-vertical-relative:margin" o:allowincell="f" fillcolor="silver" stroked="f">
+        <v:shape id="PowerPlusWaterMarkObject536020922" o:spid="_x0000_s1026" type="#_x0000_t136" style="position:absolute;margin-left:0;margin-top:0;width:451.25pt;height:135.35pt;z-index:-251655168;mso-position-horizontal:center;mso-position-horizontal-relative:margin;mso-position-vertical:center;mso-position-vertical-relative:margin" o:allowincell="f" fillcolor="#393939 [814]" stroked="f">
           <v:fill opacity=".5"/>
           <v:textpath style="font-family:&quot;Calibri&quot;;font-size:1pt" string="2400030128"/>
           <w10:wrap anchorx="margin" anchory="margin"/>
@@ -1585,7 +1325,7 @@
           </v:handles>
           <o:lock v:ext="edit" text="t" shapetype="t"/>
         </v:shapetype>
-        <v:shape id="PowerPlusWaterMarkObject445050345" o:spid="_x0000_s1027" type="#_x0000_t136" style="position:absolute;margin-left:0;margin-top:0;width:489.45pt;height:146.8pt;rotation:315;z-index:-251653120;mso-position-horizontal:center;mso-position-horizontal-relative:margin;mso-position-vertical:center;mso-position-vertical-relative:margin" o:allowincell="f" fillcolor="silver" stroked="f">
+        <v:shape id="PowerPlusWaterMarkObject536020923" o:spid="_x0000_s1027" type="#_x0000_t136" style="position:absolute;margin-left:0;margin-top:0;width:451.25pt;height:135.35pt;z-index:-251653120;mso-position-horizontal:center;mso-position-horizontal-relative:margin;mso-position-vertical:center;mso-position-vertical-relative:margin" o:allowincell="f" fillcolor="#393939 [814]" stroked="f">
           <v:fill opacity=".5"/>
           <v:textpath style="font-family:&quot;Calibri&quot;;font-size:1pt" string="2400030128"/>
           <w10:wrap anchorx="margin" anchory="margin"/>
@@ -1631,7 +1371,7 @@
           </v:handles>
           <o:lock v:ext="edit" text="t" shapetype="t"/>
         </v:shapetype>
-        <v:shape id="PowerPlusWaterMarkObject445050343" o:spid="_x0000_s1025" type="#_x0000_t136" style="position:absolute;margin-left:0;margin-top:0;width:489.45pt;height:146.8pt;rotation:315;z-index:-251657216;mso-position-horizontal:center;mso-position-horizontal-relative:margin;mso-position-vertical:center;mso-position-vertical-relative:margin" o:allowincell="f" fillcolor="silver" stroked="f">
+        <v:shape id="PowerPlusWaterMarkObject536020921" o:spid="_x0000_s1025" type="#_x0000_t136" style="position:absolute;margin-left:0;margin-top:0;width:451.25pt;height:135.35pt;z-index:-251657216;mso-position-horizontal:center;mso-position-horizontal-relative:margin;mso-position-vertical:center;mso-position-vertical-relative:margin" o:allowincell="f" fillcolor="#393939 [814]" stroked="f">
           <v:fill opacity=".5"/>
           <v:textpath style="font-family:&quot;Calibri&quot;;font-size:1pt" string="2400030128"/>
           <w10:wrap anchorx="margin" anchory="margin"/>
